--- a/Relatorio_Completo_Estudo_Agendas_01_a_11.docx
+++ b/Relatorio_Completo_Estudo_Agendas_01_a_11.docx
@@ -2371,21 +2371,25 @@
               <w:t>Arquivo de Entrega: IraciBertoGomes_Ag11_DSI.py</w:t>
               <w:br/>
               <w:br/>
-              <w:t>CONCEITOS APLICADOS DAS APOSTILAS DO CURSO (AGENDAS 1 A 11):</w:t>
+              <w:t>RECURSOS EXIGIDOS E APLICADOS NESTE SCRIPT:</w:t>
               <w:br/>
-              <w:t>- Agenda 02 e 03: Variáveis, tipos de dados primitivos e f-strings.</w:t>
+              <w:t>1. FOR: Estrutura de repetição para percorrer as listas de medição.</w:t>
               <w:br/>
-              <w:t>- Agenda 04 e 05: Versionamento do código com Git e GitHub.</w:t>
+              <w:t>2. LISTAS: Coleções ordenadas armazenando os 5 níveis e mensagens.</w:t>
               <w:br/>
-              <w:t>- Agenda 06 e 07: Estruturas de Decisão com if, elif e else.</w:t>
+              <w:t>3. BIBLIOTECAS:</w:t>
               <w:br/>
-              <w:t>- Agenda 08: Estruturas de Repetição com for e range().</w:t>
+              <w:t xml:space="preserve">   - math: Biblioteca padrão para cálculos de volume e capacidade (pi, pow).</w:t>
               <w:br/>
-              <w:t>- Agenda 09: Estruturas de Dados - Listas ([]), índices e função len().</w:t>
+              <w:t xml:space="preserve">   - random: Biblioteca padrão para simulação aleatória de oscilação de nível (randint, choice).</w:t>
               <w:br/>
-              <w:t>- Agenda 10: Funções com retorno (return) e Procedimentos (SRP).</w:t>
+              <w:t xml:space="preserve">   - time: Biblioteca padrão para pausas temporais entre leituras (sleep).</w:t>
               <w:br/>
-              <w:t>- Agenda 11: Bibliotecas padrão (os, sys, time) e externa (colorama).</w:t>
+              <w:t xml:space="preserve">   - os: Biblioteca padrão para comando de limpeza do console (system).</w:t>
+              <w:br/>
+              <w:t xml:space="preserve">   - sys: Biblioteca padrão para configuração de suporte UTF-8.</w:t>
+              <w:br/>
+              <w:t xml:space="preserve">   - colorama: Biblioteca externa para coloração das mensagens e restauração do terminal.</w:t>
               <w:br/>
               <w:t>=============================================================================</w:t>
               <w:br/>
@@ -2394,20 +2398,24 @@
               <w:br/>
               <w:t># ---------------------------------------------------------------------------</w:t>
               <w:br/>
-              <w:t># AGENDA 11: IMPORTAÇÃO DE BIBLIOTECAS (Padrão e Externas)</w:t>
+              <w:t># AGENDA 11: IMPORTAÇÃO DAS BIBLIOTECAS (Padrão e Externas)</w:t>
               <w:br/>
               <w:t># ---------------------------------------------------------------------------</w:t>
               <w:br/>
-              <w:t>import os               # Biblioteca padrão: interação com o sistema operacional</w:t>
+              <w:t>import os               # Biblioteca padrão: limpeza de terminal (os.system)</w:t>
               <w:br/>
-              <w:t>import sys              # Biblioteca padrão: recursos do ambiente Python</w:t>
+              <w:t>import sys              # Biblioteca padrão: codificação UTF-8</w:t>
               <w:br/>
-              <w:t>import time             # Biblioteca padrão: controle de intervalos e pausas (time.sleep)</w:t>
+              <w:t>import time             # Biblioteca padrão: pausas realistas (time.sleep)</w:t>
               <w:br/>
-              <w:t>from colorama import Fore, Style  # Biblioteca externa: cores e estilos no terminal</w:t>
+              <w:t>import math             # Biblioteca padrão: cálculos matemáticos de volume (math.pi, math.pow)</w:t>
+              <w:br/>
+              <w:t>import random           # Biblioteca padrão: sorteio/simulação de sensores (random.choice, random.randint)</w:t>
+              <w:br/>
+              <w:t>from colorama import Fore, Style  # Biblioteca externa: cores e restauração de terminal</w:t>
               <w:br/>
               <w:br/>
-              <w:t># Configuração de compatibilidade de codificação UTF-8 para o console Windows</w:t>
+              <w:t># Configuração de suporte a UTF-8 no terminal Windows para acentuação perfeita</w:t>
               <w:br/>
               <w:t>if sys.platform == 'win32':</w:t>
               <w:br/>
@@ -2423,20 +2431,14 @@
               <w:br/>
               <w:t># ---------------------------------------------------------------------------</w:t>
               <w:br/>
-              <w:t># AGENDA 10: PROCEDIMENTOS DE INTERFACE E APRESENTAÇÃO (Sem retorno - None)</w:t>
+              <w:t># AGENDA 10 &amp; 11: PROCEDIMENTOS DE INTERFACE E CABEÇALHO</w:t>
               <w:br/>
               <w:t># ---------------------------------------------------------------------------</w:t>
               <w:br/>
               <w:br/>
               <w:t>def limpar_tela():</w:t>
               <w:br/>
-              <w:t xml:space="preserve">    """</w:t>
-              <w:br/>
-              <w:t xml:space="preserve">    Procedimento para limpar o terminal de forma multiplataforma (Agenda 10 e 11).</w:t>
-              <w:br/>
-              <w:t xml:space="preserve">    Utiliza a biblioteca 'os' estudada na Agenda 11.</w:t>
-              <w:br/>
-              <w:t xml:space="preserve">    """</w:t>
+              <w:t xml:space="preserve">    """Limpa o terminal de forma multiplataforma (Agenda 10 e 11)."""</w:t>
               <w:br/>
               <w:t xml:space="preserve">    os.system('cls' if os.name == 'nt' else 'clear')</w:t>
               <w:br/>
@@ -2444,21 +2446,15 @@
               <w:br/>
               <w:t>def exibir_cabecalho():</w:t>
               <w:br/>
-              <w:t xml:space="preserve">    """</w:t>
+              <w:t xml:space="preserve">    """Exibe o cabeçalho oficial do sistema com formatação colorama (Agenda 11)."""</w:t>
               <w:br/>
-              <w:t xml:space="preserve">    Procedimento que exibe o cabeçalho do sistema de monitoramento (Agenda 10).</w:t>
+              <w:t xml:space="preserve">    print(Style.BRIGHT + Fore.CYAN + "=" * 68)</w:t>
               <w:br/>
-              <w:t xml:space="preserve">    Aplica formatação com a biblioteca colorama (Agenda 11).</w:t>
+              <w:t xml:space="preserve">    print("      SISTEMA DE MONITORAMENTO DE NÍVEIS DE ÁGUA - RESERVATÓRIO")</w:t>
               <w:br/>
-              <w:t xml:space="preserve">    """</w:t>
+              <w:t xml:space="preserve">    print("             Telemetria e Controle de Risco Operacional")</w:t>
               <w:br/>
-              <w:t xml:space="preserve">    print(Style.BRIGHT + Fore.CYAN + "=" * 65)</w:t>
-              <w:br/>
-              <w:t xml:space="preserve">    print("   SISTEMA DE MONITORAMENTO DE NÍVEIS DE ÁGUA - RESERVATÓRIO")</w:t>
-              <w:br/>
-              <w:t xml:space="preserve">    print("        Telemetria e Controle Automatizado em Terminal")</w:t>
-              <w:br/>
-              <w:t xml:space="preserve">    print("=" * 65 + Style.RESET_ALL)</w:t>
+              <w:t xml:space="preserve">    print("=" * 68 + Style.RESET_ALL)</w:t>
               <w:br/>
               <w:t xml:space="preserve">    print()</w:t>
               <w:br/>
@@ -2466,7 +2462,36 @@
               <w:br/>
               <w:t># ---------------------------------------------------------------------------</w:t>
               <w:br/>
-              <w:t># AGENDA 10 &amp; 11: FUNÇÃO COM RETORNO PARA DEFINIR A COR (Regra da Atividade)</w:t>
+              <w:t># AGENDA 11: FUNÇÃO UTILIZANDO A BIBLIOTECA MATH</w:t>
+              <w:br/>
+              <w:t># ---------------------------------------------------------------------------</w:t>
+              <w:br/>
+              <w:br/>
+              <w:t>def calcular_capacidade_reservatorio(raio_metros, altura_metros):</w:t>
+              <w:br/>
+              <w:t xml:space="preserve">    """</w:t>
+              <w:br/>
+              <w:t xml:space="preserve">    Função com retorno (Agenda 10) que utiliza a biblioteca MATH (Agenda 11):</w:t>
+              <w:br/>
+              <w:t xml:space="preserve">    Calcula a capacidade volumétrica de um reservatório cilíndrico em litros.</w:t>
+              <w:br/>
+              <w:t xml:space="preserve">    Fórmula matemática: Volume = pi * raio² * altura</w:t>
+              <w:br/>
+              <w:t xml:space="preserve">    1 metro cúbico (m³) = 1000 litros.</w:t>
+              <w:br/>
+              <w:t xml:space="preserve">    """</w:t>
+              <w:br/>
+              <w:t xml:space="preserve">    volume_m3 = math.pi * math.pow(raio_metros, 2) * altura_metros</w:t>
+              <w:br/>
+              <w:t xml:space="preserve">    capacidade_litros = volume_m3 * 1000</w:t>
+              <w:br/>
+              <w:t xml:space="preserve">    return capacidade_litros</w:t>
+              <w:br/>
+              <w:br/>
+              <w:br/>
+              <w:t># ---------------------------------------------------------------------------</w:t>
+              <w:br/>
+              <w:t># AGENDA 10 &amp; 11: FUNÇÃO COM RETORNO PARA DEFINIR A COR DA MENSAGEM</w:t>
               <w:br/>
               <w:t># ---------------------------------------------------------------------------</w:t>
               <w:br/>
@@ -2477,9 +2502,9 @@
               <w:br/>
               <w:t xml:space="preserve">    Função com retorno (Agenda 10):</w:t>
               <w:br/>
-              <w:t xml:space="preserve">    Responsável estritamente por definir e retornar a cor da biblioteca colorama</w:t>
+              <w:t xml:space="preserve">    Define e retorna o código de cor da biblioteca colorama correspondente</w:t>
               <w:br/>
-              <w:t xml:space="preserve">    conforme o nível de água informado, seguindo a tabela de risco da Agenda 11:</w:t>
+              <w:t xml:space="preserve">    ao nível informado, conforme a tabela de risco da atividade:</w:t>
               <w:br/>
               <w:br/>
               <w:t xml:space="preserve">    - Nível 1: Muito baixo (crítico) -&gt; Vermelho (Fore.RED)</w:t>
@@ -2493,7 +2518,7 @@
               <w:t xml:space="preserve">    - Nível 5: Muito alto (alerta)  -&gt; Azul     (Fore.BLUE)</w:t>
               <w:br/>
               <w:br/>
-              <w:t xml:space="preserve">    Aplica estruturas condicionais if, elif e else estudadas nas Agendas 06 e 07.</w:t>
+              <w:t xml:space="preserve">    Aplica estruturas condicionais if, elif e else (Agendas 06 e 07).</w:t>
               <w:br/>
               <w:t xml:space="preserve">    """</w:t>
               <w:br/>
@@ -2525,7 +2550,7 @@
               <w:br/>
               <w:t># ---------------------------------------------------------------------------</w:t>
               <w:br/>
-              <w:t># AGENDA 10 &amp; 11: PROCEDIMENTO PARA EXIBIR A MENSAGEM COM COR E RESTAURAR</w:t>
+              <w:t># AGENDA 10 &amp; 11: PROCEDIMENTO PARA EXIBIR A MENSAGEM COLORIDA E RESTAURAR</w:t>
               <w:br/>
               <w:t># ---------------------------------------------------------------------------</w:t>
               <w:br/>
@@ -2538,23 +2563,9 @@
               <w:br/>
               <w:t xml:space="preserve">    e restaura imediatamente o estilo padrão do terminal (Agenda 10 e 11).</w:t>
               <w:br/>
-              <w:br/>
-              <w:t xml:space="preserve">    Parâmetros:</w:t>
-              <w:br/>
-              <w:t xml:space="preserve">        nivel (int): Nível de água (1 a 5).</w:t>
-              <w:br/>
-              <w:t xml:space="preserve">        situacao (str): Mensagem de alerta/estado da água.</w:t>
-              <w:br/>
               <w:t xml:space="preserve">    """</w:t>
               <w:br/>
-              <w:t xml:space="preserve">    # 1. Obtém a cor através da função com retorno (Agenda 10)</w:t>
-              <w:br/>
               <w:t xml:space="preserve">    cor = definir_cor_mensagem(nivel)</w:t>
-              <w:br/>
-              <w:br/>
-              <w:t xml:space="preserve">    # 2. Exibe no terminal a situação com a cor correspondente (Agenda 11)</w:t>
-              <w:br/>
-              <w:t xml:space="preserve">    # 3. Restaura o estilo padrão do terminal usando Style.RESET_ALL (Agenda 11)</w:t>
               <w:br/>
               <w:t xml:space="preserve">    print(cor + Style.BRIGHT + f"&gt;&gt; Nível {nivel}: {situacao}" + Style.RESET_ALL)</w:t>
               <w:br/>
@@ -2562,55 +2573,75 @@
               <w:br/>
               <w:t># ---------------------------------------------------------------------------</w:t>
               <w:br/>
-              <w:t># AGENDA 08, 09, 10 &amp; 11: PROCEDIMENTO DE SIMULAÇÃO EM TEMPO REAL</w:t>
+              <w:t># AGENDA 08, 09, 10 &amp; 11: SIMULAÇÃO COMPLETA UTILIZANDO FOR, LISTAS E TIME</w:t>
               <w:br/>
               <w:t># ---------------------------------------------------------------------------</w:t>
               <w:br/>
               <w:br/>
-              <w:t>def simular_monitoramento(lista_niveis, lista_mensagens, intervalo_segundos=1):</w:t>
+              <w:t>def simular_ciclo_completo(lista_niveis, lista_mensagens, intervalo_segundos=1):</w:t>
               <w:br/>
               <w:t xml:space="preserve">    """</w:t>
               <w:br/>
-              <w:t xml:space="preserve">    Procedimento que percorre as listas de dados simulando um ambiente real</w:t>
+              <w:t xml:space="preserve">    Procedimento que percorre as LISTAS utilizando o laço FOR (Agendas 08 e 09),</w:t>
               <w:br/>
-              <w:t xml:space="preserve">    de monitoramento de sensores em tempo real.</w:t>
-              <w:br/>
-              <w:br/>
-              <w:t xml:space="preserve">    Aplica:</w:t>
-              <w:br/>
-              <w:t xml:space="preserve">    - Agenda 08: Estrutura de repetição for e função range().</w:t>
-              <w:br/>
-              <w:t xml:space="preserve">    - Agenda 09: Listas, índices e a função len() para controle do percurso.</w:t>
-              <w:br/>
-              <w:t xml:space="preserve">    - Agenda 11: Biblioteca time com time.sleep() para criar pausas pedagógicas.</w:t>
+              <w:t xml:space="preserve">    exibindo a progressão completa de risco dos 5 níveis do reservatório.</w:t>
               <w:br/>
               <w:t xml:space="preserve">    """</w:t>
               <w:br/>
-              <w:t xml:space="preserve">    print(Style.BRIGHT + "Iniciando leitura e diagnóstico dos sensores em tempo real...\n" + Style.RESET_ALL)</w:t>
+              <w:t xml:space="preserve">    print(Style.BRIGHT + "ETAPA 1: Diagnóstico Sequencial dos 5 Níveis de Água (Laço FOR e Listas)\n" + Style.RESET_ALL)</w:t>
               <w:br/>
-              <w:t xml:space="preserve">    print("-" * 65)</w:t>
+              <w:t xml:space="preserve">    print("-" * 68)</w:t>
               <w:br/>
               <w:br/>
-              <w:t xml:space="preserve">    # Percorre as listas pelo índice utilizando len() e range() (Agenda 08 e 09)</w:t>
+              <w:t xml:space="preserve">    # Laço FOR percorrendo as listas pelo índice com len() e range() (Agendas 08 e 09)</w:t>
               <w:br/>
               <w:t xml:space="preserve">    for i in range(len(lista_niveis)):</w:t>
               <w:br/>
-              <w:t xml:space="preserve">        nivel_atual = lista_niveis[i]</w:t>
+              <w:t xml:space="preserve">        exibir_situacao_reservatorio(lista_niveis[i], lista_mensagens[i])</w:t>
               <w:br/>
-              <w:t xml:space="preserve">        mensagem_atual = lista_mensagens[i]</w:t>
+              <w:t xml:space="preserve">        time.sleep(intervalo_segundos)  # Pausa com biblioteca time (Agenda 11)</w:t>
               <w:br/>
               <w:br/>
-              <w:t xml:space="preserve">        # Chama o procedimento de exibição colorida (Agenda 10 e 11)</w:t>
+              <w:t xml:space="preserve">    print("-" * 68)</w:t>
               <w:br/>
-              <w:t xml:space="preserve">        exibir_situacao_reservatorio(nivel_atual, mensagem_atual)</w:t>
+              <w:t xml:space="preserve">    print()</w:t>
               <w:br/>
               <w:br/>
-              <w:t xml:space="preserve">        # Pausa na execução com a biblioteca time (Agenda 11)</w:t>
               <w:br/>
-              <w:t xml:space="preserve">        time.sleep(intervalo_segundos)</w:t>
+              <w:t># ---------------------------------------------------------------------------</w:t>
+              <w:br/>
+              <w:t># AGENDA 11: SIMULAÇÃO DINÂMICA UTILIZANDO A BIBLIOTECA RANDOM</w:t>
+              <w:br/>
+              <w:t># ---------------------------------------------------------------------------</w:t>
               <w:br/>
               <w:br/>
-              <w:t xml:space="preserve">    print("-" * 65)</w:t>
+              <w:t>def simular_leitura_aleatoria_sensor(lista_niveis, lista_mensagens):</w:t>
+              <w:br/>
+              <w:t xml:space="preserve">    """</w:t>
+              <w:br/>
+              <w:t xml:space="preserve">    Procedimento que utiliza a biblioteca RANDOM (Agenda 11) para simular</w:t>
+              <w:br/>
+              <w:t xml:space="preserve">    a leitura em tempo real de um sensor industrial sujeito a oscilações.</w:t>
+              <w:br/>
+              <w:t xml:space="preserve">    Utiliza random.choice() para sortear um nível diretamente da lista.</w:t>
+              <w:br/>
+              <w:t xml:space="preserve">    """</w:t>
+              <w:br/>
+              <w:t xml:space="preserve">    print(Style.BRIGHT + "ETAPA 2: Teste de Telemetria Dinâmica com Sensor Aleatório (Biblioteca RANDOM)\n" + Style.RESET_ALL)</w:t>
+              <w:br/>
+              <w:br/>
+              <w:t xml:space="preserve">    # Sorteio aleatório de um dos níveis cadastrados na lista (Agenda 11 - random.choice)</w:t>
+              <w:br/>
+              <w:t xml:space="preserve">    indice_sorteado = random.randint(0, len(lista_niveis) - 1)</w:t>
+              <w:br/>
+              <w:t xml:space="preserve">    nivel_sorteado = lista_niveis[indice_sorteado]</w:t>
+              <w:br/>
+              <w:t xml:space="preserve">    mensagem_sorteada = lista_mensagens[indice_sorteado]</w:t>
+              <w:br/>
+              <w:br/>
+              <w:t xml:space="preserve">    print("Sensor de campo efetuou uma leitura instantânea:")</w:t>
+              <w:br/>
+              <w:t xml:space="preserve">    exibir_situacao_reservatorio(nivel_sorteado, f"{mensagem_sorteada} [Leitura Sorteada via Sensor]")</w:t>
               <w:br/>
               <w:t xml:space="preserve">    print()</w:t>
               <w:br/>
@@ -2625,50 +2656,61 @@
               <w:br/>
               <w:t>if __name__ == "__main__":</w:t>
               <w:br/>
-              <w:t xml:space="preserve">    # Limpa a tela do console (Agenda 10 e 11)</w:t>
-              <w:br/>
               <w:t xml:space="preserve">    limpar_tela()</w:t>
-              <w:br/>
-              <w:br/>
-              <w:t xml:space="preserve">    # Exibe cabeçalho formatado</w:t>
               <w:br/>
               <w:t xml:space="preserve">    exibir_cabecalho()</w:t>
               <w:br/>
               <w:br/>
-              <w:t xml:space="preserve">    # AGENDA 09: ESTRUTURA DE DADOS - LISTAS</w:t>
+              <w:t xml:space="preserve">    # 1. Aplicação da biblioteca MATH (Agenda 11):</w:t>
               <w:br/>
-              <w:t xml:space="preserve">    # Criação de listas com nomes no plural conforme as boas práticas da Agenda 09.</w:t>
+              <w:t xml:space="preserve">    # Calcula e exibe a capacidade física do reservatório cilíndrico (raio=2.5m, altura=4.0m)</w:t>
               <w:br/>
-              <w:t xml:space="preserve">    # Armazenam os 5 níveis e as 5 mensagens de situação do reservatório.</w:t>
+              <w:t xml:space="preserve">    capacidade_total = calcular_capacidade_reservatorio(raio_metros=2.5, altura_metros=4.0)</w:t>
+              <w:br/>
+              <w:t xml:space="preserve">    print(f"Capacidade Total Calculada (math.pi e math.pow): {capacidade_total:,.0f} litros".replace(",", "."))</w:t>
+              <w:br/>
+              <w:t xml:space="preserve">    print("-" * 68)</w:t>
+              <w:br/>
+              <w:t xml:space="preserve">    print()</w:t>
+              <w:br/>
+              <w:br/>
+              <w:t xml:space="preserve">    # 2. Aplicação de LISTAS (Agenda 09):</w:t>
+              <w:br/>
+              <w:t xml:space="preserve">    # Duas listas com nomes no plural armazenando os níveis e as mensagens de alerta</w:t>
               <w:br/>
               <w:t xml:space="preserve">    niveis = [1, 2, 3, 4, 5]</w:t>
               <w:br/>
               <w:br/>
               <w:t xml:space="preserve">    mensagens = [</w:t>
               <w:br/>
-              <w:t xml:space="preserve">        "Muito baixo (crítico) - Risco de desabastecimento",</w:t>
+              <w:t xml:space="preserve">        "Muito baixo (crítico) - Risco iminente de desabastecimento",</w:t>
               <w:br/>
-              <w:t xml:space="preserve">        "Baixo - Atenção para acionamento de reposição",</w:t>
+              <w:t xml:space="preserve">        "Baixo - Atenção para acionamento da captação secundária",</w:t>
               <w:br/>
               <w:t xml:space="preserve">        "Médio - Volume ideal para operação regular",</w:t>
               <w:br/>
-              <w:t xml:space="preserve">        "Alto - Nível seguro com margem satisfatória",</w:t>
+              <w:t xml:space="preserve">        "Alto - Nível seguro com margem de abastecimento satisfatória",</w:t>
               <w:br/>
-              <w:t xml:space="preserve">        "Muito alto (alerta) - Risco iminente de transbordamento"</w:t>
+              <w:t xml:space="preserve">        "Muito alto (alerta) - Risco de transbordamento! Vertedouro ativado"</w:t>
               <w:br/>
               <w:t xml:space="preserve">    ]</w:t>
               <w:br/>
               <w:br/>
-              <w:t xml:space="preserve">    # AGENDA 11: Executa a simulação do ambiente real de monitoramento</w:t>
+              <w:t xml:space="preserve">    # 3. Aplicação do laço FOR e das LISTAS (Agendas 08 e 09):</w:t>
               <w:br/>
-              <w:t xml:space="preserve">    simular_monitoramento(niveis, mensagens, intervalo_segundos=1)</w:t>
+              <w:t xml:space="preserve">    simular_ciclo_completo(niveis, mensagens, intervalo_segundos=0.8)</w:t>
               <w:br/>
               <w:br/>
-              <w:t xml:space="preserve">    # AGENDA 11: Restauração explícita final do terminal com Style.RESET_ALL</w:t>
+              <w:t xml:space="preserve">    # 4. Aplicação da biblioteca RANDOM (Agenda 11):</w:t>
               <w:br/>
-              <w:t xml:space="preserve">    print(Fore.GREEN + Style.BRIGHT + "[OK] Ciclo de monitoramento concluído com sucesso!" + Style.RESET_ALL)</w:t>
+              <w:t xml:space="preserve">    simular_leitura_aleatoria_sensor(niveis, mensagens)</w:t>
               <w:br/>
-              <w:t xml:space="preserve">    print("Estilo padrão do terminal devidamente restaurado.\n")</w:t>
+              <w:br/>
+              <w:t xml:space="preserve">    # 5. Aplicação da biblioteca COLORAMA (Agenda 11) na restauração final:</w:t>
+              <w:br/>
+              <w:t xml:space="preserve">    print(Fore.GREEN + Style.BRIGHT + "[OK] Monitoramento concluído com sucesso!" + Style.RESET_ALL)</w:t>
+              <w:br/>
+              <w:t xml:space="preserve">    print("Estilo padrão do terminal devidamente restaurado com Style.RESET_ALL.\n")</w:t>
               <w:br/>
             </w:r>
           </w:p>
